--- a/pr-preview/pr-375/chapters/teaching-tracked-changes.docx
+++ b/pr-preview/pr-375/chapters/teaching-tracked-changes.docx
@@ -26,7 +26,7 @@
       </w:pPr>
       <w:ins w:id="2" w:author="PR Preview" w:date="2026-01-01T00:00:00Z">
         <w:r>
-          <w:t xml:space="preserve">Last modified: 2026-10-26 13:57:49 (PDT)</w:t>
+          <w:t xml:space="preserve">Last modified: 2026-10-26 14:07:20 (PDT)</w:t>
         </w:r>
       </w:ins>
     </w:p>

--- a/pr-preview/pr-375/chapters/teaching-tracked-changes.docx
+++ b/pr-preview/pr-375/chapters/teaching-tracked-changes.docx
@@ -16,7 +16,7 @@
       </w:pPr>
       <w:del w:id="1" w:author="PR Preview" w:date="2026-01-01T00:00:00Z">
         <w:r>
-          <w:delText xml:space="preserve">Last modified: 2026-10-26 13:43:45 (PDT)</w:delText>
+          <w:delText xml:space="preserve">Last modified: 2026-10-27 13:10:13 (PDT)</w:delText>
         </w:r>
       </w:del>
     </w:p>
@@ -26,7 +26,7 @@
       </w:pPr>
       <w:ins w:id="2" w:author="PR Preview" w:date="2026-01-01T00:00:00Z">
         <w:r>
-          <w:t xml:space="preserve">Last modified: 2026-10-26 14:07:20 (PDT)</w:t>
+          <w:t xml:space="preserve">Last modified: 2026-10-27 20:05:13 (PDT)</w:t>
         </w:r>
       </w:ins>
     </w:p>
@@ -3579,13 +3579,13 @@
       </w:r>
     </w:p>
     <w:bookmarkEnd w:id="37"/>
-    <w:bookmarkStart w:id="46" w:name="present-r-results-with-modern-packages"/>
+    <w:bookmarkStart w:id="38" w:name="Xf53ecb3398b87b82ffd1a126dd02e87a65bb694"/>
     <w:p>
       <w:pPr>
         <w:pStyle w:val="Heading2"/>
       </w:pPr>
       <w:r>
-        <w:t xml:space="preserve">12 Present R results with modern packages</w:t>
+        <w:t xml:space="preserve">12 Keep each step’s code in one chunk, and put parallel chunks in a language tabset</w:t>
       </w:r>
     </w:p>
     <w:p>
@@ -3593,6 +3593,275 @@
         <w:pStyle w:val="FirstParagraph"/>
       </w:pPr>
       <w:r>
+        <w:t xml:space="preserve">This rule applies to every executed code chunk in teaching materials,</w:t>
+      </w:r>
+      <w:r>
+        <w:t xml:space="preserve"> </w:t>
+      </w:r>
+      <w:r>
+        <w:t xml:space="preserve">in every course and every teaching repository, in every language.</w:t>
+      </w:r>
+    </w:p>
+    <w:p>
+      <w:pPr>
+        <w:pStyle w:val="Compact"/>
+        <w:numPr>
+          <w:ilvl w:val="0"/>
+          <w:numId w:val="1009"/>
+        </w:numPr>
+      </w:pPr>
+      <w:r>
+        <w:t xml:space="preserve">Put parallel versions of one computation in one language tabset, never one chunk after another.</w:t>
+      </w:r>
+      <w:r>
+        <w:t xml:space="preserve"> </w:t>
+      </w:r>
+      <w:r>
+        <w:t xml:space="preserve">A reader should see one language at a time.</w:t>
+      </w:r>
+    </w:p>
+    <w:p>
+      <w:pPr>
+        <w:pStyle w:val="Compact"/>
+        <w:numPr>
+          <w:ilvl w:val="0"/>
+          <w:numId w:val="1009"/>
+        </w:numPr>
+      </w:pPr>
+      <w:r>
+        <w:t xml:space="preserve">Write one chunk for each step of the computation.</w:t>
+      </w:r>
+      <w:r>
+        <w:t xml:space="preserve"> </w:t>
+      </w:r>
+      <w:r>
+        <w:t xml:space="preserve">A figure’s code is one chunk, even when it takes ten lines.</w:t>
+      </w:r>
+    </w:p>
+    <w:p>
+      <w:pPr>
+        <w:pStyle w:val="Compact"/>
+        <w:numPr>
+          <w:ilvl w:val="0"/>
+          <w:numId w:val="1009"/>
+        </w:numPr>
+      </w:pPr>
+      <w:r>
+        <w:t xml:space="preserve">Split a chunk only for a reason that the reader can see:</w:t>
+      </w:r>
+    </w:p>
+    <w:p>
+      <w:pPr>
+        <w:pStyle w:val="Compact"/>
+        <w:numPr>
+          <w:ilvl w:val="1"/>
+          <w:numId w:val="1010"/>
+        </w:numPr>
+      </w:pPr>
+      <w:r>
+        <w:rPr>
+          <w:b/>
+          <w:bCs/>
+        </w:rPr>
+        <w:t xml:space="preserve">Own label or options</w:t>
+      </w:r>
+      <w:r>
+        <w:t xml:space="preserve">: the second part needs its own label, caption or chunk options.</w:t>
+      </w:r>
+    </w:p>
+    <w:p>
+      <w:pPr>
+        <w:pStyle w:val="Compact"/>
+        <w:numPr>
+          <w:ilvl w:val="1"/>
+          <w:numId w:val="1010"/>
+        </w:numPr>
+      </w:pPr>
+      <w:r>
+        <w:rPr>
+          <w:b/>
+          <w:bCs/>
+        </w:rPr>
+        <w:t xml:space="preserve">Separate output</w:t>
+      </w:r>
+      <w:r>
+        <w:t xml:space="preserve">: the second part shows output that the first part should not.</w:t>
+      </w:r>
+    </w:p>
+    <w:p>
+      <w:pPr>
+        <w:pStyle w:val="Compact"/>
+        <w:numPr>
+          <w:ilvl w:val="1"/>
+          <w:numId w:val="1010"/>
+        </w:numPr>
+      </w:pPr>
+      <w:r>
+        <w:rPr>
+          <w:b/>
+          <w:bCs/>
+        </w:rPr>
+        <w:t xml:space="preserve">Dependent prose</w:t>
+      </w:r>
+      <w:r>
+        <w:t xml:space="preserve">: prose between the parts needs the first part’s output.</w:t>
+      </w:r>
+    </w:p>
+    <w:p>
+      <w:pPr>
+        <w:pStyle w:val="Compact"/>
+        <w:numPr>
+          <w:ilvl w:val="0"/>
+          <w:numId w:val="1009"/>
+        </w:numPr>
+      </w:pPr>
+      <w:r>
+        <w:t xml:space="preserve">Do not split a chunk to name its parts, or to keep it short.</w:t>
+      </w:r>
+      <w:r>
+        <w:t xml:space="preserve"> </w:t>
+      </w:r>
+      <w:r>
+        <w:t xml:space="preserve">Comments name the parts</w:t>
+      </w:r>
+      <w:r>
+        <w:t xml:space="preserve"> </w:t>
+      </w:r>
+      <w:r>
+        <w:t xml:space="preserve">(see</w:t>
+      </w:r>
+      <w:r>
+        <w:t xml:space="preserve"> </w:t>
+      </w:r>
+      <w:hyperlink w:anchor="X7c0de8eaf50a5b2644eabf66f1f9b734b8a4a71">
+        <w:r>
+          <w:rPr>
+            <w:rStyle w:val="Hyperlink"/>
+          </w:rPr>
+          <w:t xml:space="preserve">Comment every code chunk to say what and why</w:t>
+        </w:r>
+      </w:hyperlink>
+      <w:r>
+        <w:t xml:space="preserve">).</w:t>
+      </w:r>
+    </w:p>
+    <w:p>
+      <w:pPr>
+        <w:pStyle w:val="Compact"/>
+        <w:numPr>
+          <w:ilvl w:val="0"/>
+          <w:numId w:val="1009"/>
+        </w:numPr>
+      </w:pPr>
+      <w:r>
+        <w:t xml:space="preserve">Give a chunk that only stores values for later code or inline code</w:t>
+      </w:r>
+      <w:r>
+        <w:t xml:space="preserve"> </w:t>
+      </w:r>
+      <w:r>
+        <w:rPr>
+          <w:rStyle w:val="VerbatimChar"/>
+        </w:rPr>
+        <w:t xml:space="preserve">#| include: false</w:t>
+      </w:r>
+      <w:r>
+        <w:t xml:space="preserve">.</w:t>
+      </w:r>
+      <w:r>
+        <w:t xml:space="preserve"> </w:t>
+      </w:r>
+      <w:r>
+        <w:t xml:space="preserve">When the chunk that computes those values is already hidden, merge the storing code into that chunk.</w:t>
+      </w:r>
+    </w:p>
+    <w:p>
+      <w:pPr>
+        <w:pStyle w:val="Compact"/>
+        <w:numPr>
+          <w:ilvl w:val="0"/>
+          <w:numId w:val="1009"/>
+        </w:numPr>
+      </w:pPr>
+      <w:r>
+        <w:t xml:space="preserve">Check for output that splits a chunk without a reason.</w:t>
+      </w:r>
+      <w:r>
+        <w:t xml:space="preserve"> </w:t>
+      </w:r>
+      <w:r>
+        <w:t xml:space="preserve">In Python, reticulate prints the value of each top-level call that returns something other than</w:t>
+      </w:r>
+      <w:r>
+        <w:t xml:space="preserve"> </w:t>
+      </w:r>
+      <w:r>
+        <w:rPr>
+          <w:rStyle w:val="VerbatimChar"/>
+        </w:rPr>
+        <w:t xml:space="preserve">None</w:t>
+      </w:r>
+      <w:r>
+        <w:t xml:space="preserve"> </w:t>
+      </w:r>
+      <w:r>
+        <w:t xml:space="preserve">and shows the chunk as one code block per printed value,</w:t>
+      </w:r>
+      <w:r>
+        <w:t xml:space="preserve"> </w:t>
+      </w:r>
+      <w:r>
+        <w:t xml:space="preserve">such as a</w:t>
+      </w:r>
+      <w:r>
+        <w:t xml:space="preserve"> </w:t>
+      </w:r>
+      <w:r>
+        <w:rPr>
+          <w:rStyle w:val="VerbatimChar"/>
+        </w:rPr>
+        <w:t xml:space="preserve">&lt;matplotlib.lines.Line2D object at 0x...&gt;</w:t>
+      </w:r>
+      <w:r>
+        <w:t xml:space="preserve"> </w:t>
+      </w:r>
+      <w:r>
+        <w:t xml:space="preserve">line after every</w:t>
+      </w:r>
+      <w:r>
+        <w:t xml:space="preserve"> </w:t>
+      </w:r>
+      <w:r>
+        <w:rPr>
+          <w:rStyle w:val="VerbatimChar"/>
+        </w:rPr>
+        <w:t xml:space="preserve">ax.plot(...)</w:t>
+      </w:r>
+      <w:r>
+        <w:t xml:space="preserve">.</w:t>
+      </w:r>
+      <w:r>
+        <w:t xml:space="preserve"> </w:t>
+      </w:r>
+      <w:r>
+        <w:t xml:space="preserve">End each such call with a semicolon, or assign its value.</w:t>
+      </w:r>
+    </w:p>
+    <w:bookmarkEnd w:id="38"/>
+    <w:bookmarkStart w:id="47" w:name="present-r-results-with-modern-packages"/>
+    <w:p>
+      <w:pPr>
+        <w:pStyle w:val="Heading2"/>
+      </w:pPr>
+      <w:r>
+        <w:t xml:space="preserve">13 Present R results with modern packages</w:t>
+      </w:r>
+    </w:p>
+    <w:p>
+      <w:pPr>
+        <w:pStyle w:val="FirstParagraph"/>
+      </w:pPr>
+      <w:r>
         <w:t xml:space="preserve">This rule applies to all R code in teaching materials,</w:t>
       </w:r>
       <w:r>
@@ -3607,7 +3876,7 @@
         <w:pStyle w:val="Compact"/>
         <w:numPr>
           <w:ilvl w:val="0"/>
-          <w:numId w:val="1009"/>
+          <w:numId w:val="1011"/>
         </w:numPr>
       </w:pPr>
       <w:r>
@@ -3652,7 +3921,7 @@
         <w:pStyle w:val="Compact"/>
         <w:numPr>
           <w:ilvl w:val="0"/>
-          <w:numId w:val="1009"/>
+          <w:numId w:val="1011"/>
         </w:numPr>
       </w:pPr>
       <w:r>
@@ -3661,7 +3930,7 @@
       <w:r>
         <w:t xml:space="preserve"> </w:t>
       </w:r>
-      <w:hyperlink r:id="rId38">
+      <w:hyperlink r:id="rId39">
         <w:r>
           <w:rPr>
             <w:rStyle w:val="Hyperlink"/>
@@ -3693,7 +3962,7 @@
       <w:r>
         <w:t xml:space="preserve"> </w:t>
       </w:r>
-      <w:hyperlink r:id="rId39">
+      <w:hyperlink r:id="rId40">
         <w:r>
           <w:rPr>
             <w:rStyle w:val="Hyperlink"/>
@@ -3758,7 +4027,7 @@
         <w:pStyle w:val="Compact"/>
         <w:numPr>
           <w:ilvl w:val="0"/>
-          <w:numId w:val="1009"/>
+          <w:numId w:val="1011"/>
         </w:numPr>
       </w:pPr>
       <w:r>
@@ -3767,7 +4036,7 @@
       <w:r>
         <w:t xml:space="preserve"> </w:t>
       </w:r>
-      <w:hyperlink r:id="rId40">
+      <w:hyperlink r:id="rId41">
         <w:r>
           <w:rPr>
             <w:rStyle w:val="Hyperlink"/>
@@ -3829,7 +4098,7 @@
         <w:pStyle w:val="Compact"/>
         <w:numPr>
           <w:ilvl w:val="0"/>
-          <w:numId w:val="1009"/>
+          <w:numId w:val="1011"/>
         </w:numPr>
       </w:pPr>
       <w:r>
@@ -3838,7 +4107,7 @@
       <w:r>
         <w:t xml:space="preserve"> </w:t>
       </w:r>
-      <w:hyperlink r:id="rId41">
+      <w:hyperlink r:id="rId42">
         <w:r>
           <w:rPr>
             <w:rStyle w:val="Hyperlink"/>
@@ -3855,7 +4124,7 @@
       <w:r>
         <w:t xml:space="preserve"> </w:t>
       </w:r>
-      <w:hyperlink r:id="rId42">
+      <w:hyperlink r:id="rId43">
         <w:r>
           <w:rPr>
             <w:rStyle w:val="Hyperlink"/>
@@ -3878,7 +4147,7 @@
       <w:r>
         <w:t xml:space="preserve"> </w:t>
       </w:r>
-      <w:hyperlink r:id="rId43">
+      <w:hyperlink r:id="rId44">
         <w:r>
           <w:rPr>
             <w:rStyle w:val="Hyperlink"/>
@@ -3910,7 +4179,7 @@
         <w:pStyle w:val="Compact"/>
         <w:numPr>
           <w:ilvl w:val="0"/>
-          <w:numId w:val="1009"/>
+          <w:numId w:val="1011"/>
         </w:numPr>
       </w:pPr>
       <w:r>
@@ -3934,7 +4203,7 @@
       <w:r>
         <w:t xml:space="preserve"> </w:t>
       </w:r>
-      <w:hyperlink r:id="rId44">
+      <w:hyperlink r:id="rId45">
         <w:r>
           <w:rPr>
             <w:rStyle w:val="Hyperlink"/>
@@ -3963,7 +4232,7 @@
         <w:pStyle w:val="Compact"/>
         <w:numPr>
           <w:ilvl w:val="0"/>
-          <w:numId w:val="1009"/>
+          <w:numId w:val="1011"/>
         </w:numPr>
       </w:pPr>
       <w:r>
@@ -3972,7 +4241,7 @@
       <w:r>
         <w:t xml:space="preserve"> </w:t>
       </w:r>
-      <w:hyperlink r:id="rId45">
+      <w:hyperlink r:id="rId46">
         <w:r>
           <w:rPr>
             <w:rStyle w:val="Hyperlink"/>
@@ -3987,14 +4256,14 @@
         <w:t xml:space="preserve">notes show the style.</w:t>
       </w:r>
     </w:p>
-    <w:bookmarkEnd w:id="46"/>
-    <w:bookmarkStart w:id="50" w:name="manipulate-data-with-dplyr-not-base-r"/>
+    <w:bookmarkEnd w:id="47"/>
+    <w:bookmarkStart w:id="51" w:name="manipulate-data-with-dplyr-not-base-r"/>
     <w:p>
       <w:pPr>
         <w:pStyle w:val="Heading2"/>
       </w:pPr>
       <w:r>
-        <w:t xml:space="preserve">13 Manipulate data with dplyr, not base R</w:t>
+        <w:t xml:space="preserve">14 Manipulate data with dplyr, not base R</w:t>
       </w:r>
     </w:p>
     <w:p>
@@ -4016,7 +4285,7 @@
         <w:pStyle w:val="Compact"/>
         <w:numPr>
           <w:ilvl w:val="0"/>
-          <w:numId w:val="1010"/>
+          <w:numId w:val="1012"/>
         </w:numPr>
       </w:pPr>
       <w:r>
@@ -4025,7 +4294,7 @@
       <w:r>
         <w:t xml:space="preserve"> </w:t>
       </w:r>
-      <w:hyperlink r:id="rId47">
+      <w:hyperlink r:id="rId48">
         <w:r>
           <w:rPr>
             <w:rStyle w:val="Hyperlink"/>
@@ -4087,7 +4356,7 @@
         <w:pStyle w:val="Compact"/>
         <w:numPr>
           <w:ilvl w:val="0"/>
-          <w:numId w:val="1010"/>
+          <w:numId w:val="1012"/>
         </w:numPr>
       </w:pPr>
       <w:r>
@@ -4138,7 +4407,7 @@
         <w:pStyle w:val="Compact"/>
         <w:numPr>
           <w:ilvl w:val="0"/>
-          <w:numId w:val="1010"/>
+          <w:numId w:val="1012"/>
         </w:numPr>
       </w:pPr>
       <w:r>
@@ -4174,7 +4443,7 @@
         <w:pStyle w:val="Compact"/>
         <w:numPr>
           <w:ilvl w:val="0"/>
-          <w:numId w:val="1010"/>
+          <w:numId w:val="1012"/>
         </w:numPr>
       </w:pPr>
       <w:r>
@@ -4183,7 +4452,7 @@
       <w:r>
         <w:t xml:space="preserve"> </w:t>
       </w:r>
-      <w:hyperlink r:id="rId48">
+      <w:hyperlink r:id="rId49">
         <w:r>
           <w:rPr>
             <w:rStyle w:val="Hyperlink"/>
@@ -4230,7 +4499,7 @@
         <w:pStyle w:val="Compact"/>
         <w:numPr>
           <w:ilvl w:val="0"/>
-          <w:numId w:val="1010"/>
+          <w:numId w:val="1012"/>
         </w:numPr>
       </w:pPr>
       <w:r>
@@ -4266,7 +4535,7 @@
         <w:pStyle w:val="Compact"/>
         <w:numPr>
           <w:ilvl w:val="0"/>
-          <w:numId w:val="1010"/>
+          <w:numId w:val="1012"/>
         </w:numPr>
       </w:pPr>
       <w:r>
@@ -4275,7 +4544,7 @@
       <w:r>
         <w:t xml:space="preserve"> </w:t>
       </w:r>
-      <w:hyperlink r:id="rId49">
+      <w:hyperlink r:id="rId50">
         <w:r>
           <w:rPr>
             <w:rStyle w:val="Hyperlink"/>
@@ -4322,7 +4591,7 @@
         <w:pStyle w:val="Compact"/>
         <w:numPr>
           <w:ilvl w:val="0"/>
-          <w:numId w:val="1010"/>
+          <w:numId w:val="1012"/>
         </w:numPr>
       </w:pPr>
       <w:r>
@@ -4346,7 +4615,7 @@
         <w:pStyle w:val="Compact"/>
         <w:numPr>
           <w:ilvl w:val="0"/>
-          <w:numId w:val="1010"/>
+          <w:numId w:val="1012"/>
         </w:numPr>
       </w:pPr>
       <w:r>
@@ -4445,7 +4714,7 @@
         <w:pStyle w:val="Compact"/>
         <w:numPr>
           <w:ilvl w:val="0"/>
-          <w:numId w:val="1010"/>
+          <w:numId w:val="1012"/>
         </w:numPr>
       </w:pPr>
       <w:r>
@@ -4464,14 +4733,14 @@
         <w:t xml:space="preserve">The rule is about selecting, filtering and building data frames.</w:t>
       </w:r>
     </w:p>
-    <w:bookmarkEnd w:id="50"/>
-    <w:bookmarkStart w:id="52" w:name="X2bc6121e3a2f39a37d8a6591d77df16bd22bd0b"/>
+    <w:bookmarkEnd w:id="51"/>
+    <w:bookmarkStart w:id="53" w:name="X2bc6121e3a2f39a37d8a6591d77df16bd22bd0b"/>
     <w:p>
       <w:pPr>
         <w:pStyle w:val="Heading2"/>
       </w:pPr>
       <w:r>
-        <w:t xml:space="preserve">14 Include code from files instead of copying it</w:t>
+        <w:t xml:space="preserve">15 Include code from files instead of copying it</w:t>
       </w:r>
     </w:p>
     <w:p>
@@ -4487,7 +4756,7 @@
         <w:pStyle w:val="Compact"/>
         <w:numPr>
           <w:ilvl w:val="0"/>
-          <w:numId w:val="1011"/>
+          <w:numId w:val="1013"/>
         </w:numPr>
       </w:pPr>
       <w:r>
@@ -4531,7 +4800,7 @@
         <w:pStyle w:val="Compact"/>
         <w:numPr>
           <w:ilvl w:val="0"/>
-          <w:numId w:val="1011"/>
+          <w:numId w:val="1013"/>
         </w:numPr>
       </w:pPr>
       <w:r>
@@ -4558,7 +4827,7 @@
       <w:r>
         <w:t xml:space="preserve"> </w:t>
       </w:r>
-      <w:hyperlink r:id="rId51">
+      <w:hyperlink r:id="rId52">
         <w:r>
           <w:rPr>
             <w:rStyle w:val="Hyperlink"/>
@@ -4644,7 +4913,7 @@
         <w:pStyle w:val="Compact"/>
         <w:numPr>
           <w:ilvl w:val="0"/>
-          <w:numId w:val="1011"/>
+          <w:numId w:val="1013"/>
         </w:numPr>
       </w:pPr>
       <w:r>
@@ -4689,7 +4958,7 @@
         <w:pStyle w:val="Compact"/>
         <w:numPr>
           <w:ilvl w:val="0"/>
-          <w:numId w:val="1011"/>
+          <w:numId w:val="1013"/>
         </w:numPr>
       </w:pPr>
       <w:r>
@@ -4735,14 +5004,14 @@
         <w:t xml:space="preserve">directory it creates.</w:t>
       </w:r>
     </w:p>
-    <w:bookmarkEnd w:id="52"/>
-    <w:bookmarkStart w:id="53" w:name="X7c0de8eaf50a5b2644eabf66f1f9b734b8a4a71"/>
+    <w:bookmarkEnd w:id="53"/>
+    <w:bookmarkStart w:id="54" w:name="X7c0de8eaf50a5b2644eabf66f1f9b734b8a4a71"/>
     <w:p>
       <w:pPr>
         <w:pStyle w:val="Heading2"/>
       </w:pPr>
       <w:r>
-        <w:t xml:space="preserve">15 Comment every code chunk to say what and why</w:t>
+        <w:t xml:space="preserve">16 Comment every code chunk to say what and why</w:t>
       </w:r>
     </w:p>
     <w:p>
@@ -4764,7 +5033,7 @@
         <w:pStyle w:val="Compact"/>
         <w:numPr>
           <w:ilvl w:val="0"/>
-          <w:numId w:val="1012"/>
+          <w:numId w:val="1014"/>
         </w:numPr>
       </w:pPr>
       <w:r>
@@ -4782,7 +5051,7 @@
         <w:pStyle w:val="Compact"/>
         <w:numPr>
           <w:ilvl w:val="0"/>
-          <w:numId w:val="1012"/>
+          <w:numId w:val="1014"/>
         </w:numPr>
       </w:pPr>
       <w:r>
@@ -4800,7 +5069,7 @@
         <w:pStyle w:val="Compact"/>
         <w:numPr>
           <w:ilvl w:val="0"/>
-          <w:numId w:val="1012"/>
+          <w:numId w:val="1014"/>
         </w:numPr>
       </w:pPr>
       <w:r>
@@ -4898,7 +5167,7 @@
         <w:pStyle w:val="Compact"/>
         <w:numPr>
           <w:ilvl w:val="0"/>
-          <w:numId w:val="1012"/>
+          <w:numId w:val="1014"/>
         </w:numPr>
       </w:pPr>
       <w:r>
@@ -4911,14 +5180,14 @@
         <w:t xml:space="preserve">such as a transformation, a modeling choice, a tuning value or a random seed.</w:t>
       </w:r>
     </w:p>
-    <w:bookmarkEnd w:id="53"/>
-    <w:bookmarkStart w:id="54" w:name="X94063c6448bea82c8f1e8d367c642bbe2eda89b"/>
+    <w:bookmarkEnd w:id="54"/>
+    <w:bookmarkStart w:id="55" w:name="X94063c6448bea82c8f1e8d367c642bbe2eda89b"/>
     <w:p>
       <w:pPr>
         <w:pStyle w:val="Heading2"/>
       </w:pPr>
       <w:r>
-        <w:t xml:space="preserve">16 Set</w:t>
+        <w:t xml:space="preserve">17 Set</w:t>
       </w:r>
       <w:r>
         <w:t xml:space="preserve"> </w:t>
@@ -4996,7 +5265,7 @@
         <w:pStyle w:val="Compact"/>
         <w:numPr>
           <w:ilvl w:val="0"/>
-          <w:numId w:val="1013"/>
+          <w:numId w:val="1015"/>
         </w:numPr>
       </w:pPr>
       <w:r>
@@ -5029,7 +5298,7 @@
         <w:pStyle w:val="Compact"/>
         <w:numPr>
           <w:ilvl w:val="0"/>
-          <w:numId w:val="1013"/>
+          <w:numId w:val="1015"/>
         </w:numPr>
       </w:pPr>
       <w:r>
@@ -5062,7 +5331,7 @@
         <w:pStyle w:val="Compact"/>
         <w:numPr>
           <w:ilvl w:val="0"/>
-          <w:numId w:val="1013"/>
+          <w:numId w:val="1015"/>
         </w:numPr>
       </w:pPr>
       <w:r>
@@ -5152,14 +5421,14 @@
         <w:t xml:space="preserve">.</w:t>
       </w:r>
     </w:p>
-    <w:bookmarkEnd w:id="54"/>
-    <w:bookmarkStart w:id="55" w:name="Xffa5a3357c8672d830c88e1e58a0ef107550647"/>
+    <w:bookmarkEnd w:id="55"/>
+    <w:bookmarkStart w:id="56" w:name="Xffa5a3357c8672d830c88e1e58a0ef107550647"/>
     <w:p>
       <w:pPr>
         <w:pStyle w:val="Heading2"/>
       </w:pPr>
       <w:r>
-        <w:t xml:space="preserve">17 Introduce every function in a programming primer</w:t>
+        <w:t xml:space="preserve">18 Introduce every function in a programming primer</w:t>
       </w:r>
     </w:p>
     <w:p>
@@ -5181,7 +5450,7 @@
         <w:pStyle w:val="Compact"/>
         <w:numPr>
           <w:ilvl w:val="0"/>
-          <w:numId w:val="1014"/>
+          <w:numId w:val="1016"/>
         </w:numPr>
       </w:pPr>
       <w:r>
@@ -5205,7 +5474,7 @@
         <w:pStyle w:val="Compact"/>
         <w:numPr>
           <w:ilvl w:val="0"/>
-          <w:numId w:val="1014"/>
+          <w:numId w:val="1016"/>
         </w:numPr>
       </w:pPr>
       <w:r>
@@ -5235,7 +5504,7 @@
         <w:pStyle w:val="Compact"/>
         <w:numPr>
           <w:ilvl w:val="0"/>
-          <w:numId w:val="1014"/>
+          <w:numId w:val="1016"/>
         </w:numPr>
       </w:pPr>
       <w:r>
@@ -5259,7 +5528,7 @@
         <w:pStyle w:val="Compact"/>
         <w:numPr>
           <w:ilvl w:val="0"/>
-          <w:numId w:val="1014"/>
+          <w:numId w:val="1016"/>
         </w:numPr>
       </w:pPr>
       <w:r>
@@ -5272,22 +5541,22 @@
         <w:t xml:space="preserve">A chapter introduces those where it defines them.</w:t>
       </w:r>
     </w:p>
-    <w:bookmarkEnd w:id="55"/>
-    <w:bookmarkStart w:id="56" w:name="make-figures-accessible"/>
+    <w:bookmarkEnd w:id="56"/>
+    <w:bookmarkStart w:id="57" w:name="make-figures-accessible"/>
     <w:p>
       <w:pPr>
         <w:pStyle w:val="Heading2"/>
       </w:pPr>
       <w:r>
-        <w:t xml:space="preserve">18 Make figures accessible</w:t>
-      </w:r>
-    </w:p>
-    <w:p>
-      <w:pPr>
-        <w:pStyle w:val="Compact"/>
-        <w:numPr>
-          <w:ilvl w:val="0"/>
-          <w:numId w:val="1015"/>
+        <w:t xml:space="preserve">19 Make figures accessible</w:t>
+      </w:r>
+    </w:p>
+    <w:p>
+      <w:pPr>
+        <w:pStyle w:val="Compact"/>
+        <w:numPr>
+          <w:ilvl w:val="0"/>
+          <w:numId w:val="1017"/>
         </w:numPr>
       </w:pPr>
       <w:r>
@@ -5314,7 +5583,7 @@
         <w:pStyle w:val="Compact"/>
         <w:numPr>
           <w:ilvl w:val="0"/>
-          <w:numId w:val="1015"/>
+          <w:numId w:val="1017"/>
         </w:numPr>
       </w:pPr>
       <w:r>
@@ -5344,7 +5613,7 @@
         <w:pStyle w:val="Compact"/>
         <w:numPr>
           <w:ilvl w:val="0"/>
-          <w:numId w:val="1015"/>
+          <w:numId w:val="1017"/>
         </w:numPr>
       </w:pPr>
       <w:r>
@@ -5383,7 +5652,7 @@
         <w:pStyle w:val="Compact"/>
         <w:numPr>
           <w:ilvl w:val="0"/>
-          <w:numId w:val="1015"/>
+          <w:numId w:val="1017"/>
         </w:numPr>
       </w:pPr>
       <w:r>
@@ -5408,22 +5677,22 @@
         <w:t xml:space="preserve">(observed when rendering lecture notes to PDF).</w:t>
       </w:r>
     </w:p>
-    <w:bookmarkEnd w:id="56"/>
-    <w:bookmarkStart w:id="58" w:name="structure-slides-for-the-reader"/>
+    <w:bookmarkEnd w:id="57"/>
+    <w:bookmarkStart w:id="59" w:name="structure-slides-for-the-reader"/>
     <w:p>
       <w:pPr>
         <w:pStyle w:val="Heading2"/>
       </w:pPr>
       <w:r>
-        <w:t xml:space="preserve">19 Structure slides for the reader</w:t>
-      </w:r>
-    </w:p>
-    <w:p>
-      <w:pPr>
-        <w:pStyle w:val="Compact"/>
-        <w:numPr>
-          <w:ilvl w:val="0"/>
-          <w:numId w:val="1016"/>
+        <w:t xml:space="preserve">20 Structure slides for the reader</w:t>
+      </w:r>
+    </w:p>
+    <w:p>
+      <w:pPr>
+        <w:pStyle w:val="Compact"/>
+        <w:numPr>
+          <w:ilvl w:val="0"/>
+          <w:numId w:val="1018"/>
         </w:numPr>
       </w:pPr>
       <w:r>
@@ -5453,7 +5722,7 @@
         <w:pStyle w:val="Compact"/>
         <w:numPr>
           <w:ilvl w:val="0"/>
-          <w:numId w:val="1016"/>
+          <w:numId w:val="1018"/>
         </w:numPr>
       </w:pPr>
       <w:r>
@@ -5468,7 +5737,7 @@
       <w:r>
         <w:t xml:space="preserve"> </w:t>
       </w:r>
-      <w:hyperlink r:id="rId57">
+      <w:hyperlink r:id="rId58">
         <w:r>
           <w:rPr>
             <w:rStyle w:val="Hyperlink"/>
@@ -5488,7 +5757,7 @@
         <w:pStyle w:val="Compact"/>
         <w:numPr>
           <w:ilvl w:val="0"/>
-          <w:numId w:val="1016"/>
+          <w:numId w:val="1018"/>
         </w:numPr>
       </w:pPr>
       <w:r>
@@ -5515,7 +5784,7 @@
         <w:pStyle w:val="Compact"/>
         <w:numPr>
           <w:ilvl w:val="0"/>
-          <w:numId w:val="1016"/>
+          <w:numId w:val="1018"/>
         </w:numPr>
       </w:pPr>
       <w:r>
@@ -5584,7 +5853,7 @@
         <w:pStyle w:val="Compact"/>
         <w:numPr>
           <w:ilvl w:val="0"/>
-          <w:numId w:val="1016"/>
+          <w:numId w:val="1018"/>
         </w:numPr>
       </w:pPr>
       <w:r>
@@ -5653,7 +5922,7 @@
         <w:pStyle w:val="Compact"/>
         <w:numPr>
           <w:ilvl w:val="0"/>
-          <w:numId w:val="1016"/>
+          <w:numId w:val="1018"/>
         </w:numPr>
       </w:pPr>
       <w:r>
@@ -5677,7 +5946,7 @@
         <w:pStyle w:val="Compact"/>
         <w:numPr>
           <w:ilvl w:val="0"/>
-          <w:numId w:val="1016"/>
+          <w:numId w:val="1018"/>
         </w:numPr>
       </w:pPr>
       <w:r>
@@ -5708,14 +5977,14 @@
         <w:t xml:space="preserve">Put a slide break after the heading and move the text onto content slides.</w:t>
       </w:r>
     </w:p>
-    <w:bookmarkEnd w:id="58"/>
-    <w:bookmarkStart w:id="60" w:name="X5f21f12cbfc4e3df5e838110af4e52db506fec1"/>
+    <w:bookmarkEnd w:id="59"/>
+    <w:bookmarkStart w:id="61" w:name="X5f21f12cbfc4e3df5e838110af4e52db506fec1"/>
     <w:p>
       <w:pPr>
         <w:pStyle w:val="Heading2"/>
       </w:pPr>
       <w:r>
-        <w:t xml:space="preserve">20 Give each concept in a note sheet its own row</w:t>
+        <w:t xml:space="preserve">21 Give each concept in a note sheet its own row</w:t>
       </w:r>
     </w:p>
     <w:p>
@@ -5763,7 +6032,7 @@
         <w:pStyle w:val="Compact"/>
         <w:numPr>
           <w:ilvl w:val="0"/>
-          <w:numId w:val="1017"/>
+          <w:numId w:val="1019"/>
         </w:numPr>
       </w:pPr>
       <w:r>
@@ -5775,7 +6044,7 @@
         <w:pStyle w:val="Compact"/>
         <w:numPr>
           <w:ilvl w:val="0"/>
-          <w:numId w:val="1017"/>
+          <w:numId w:val="1019"/>
         </w:numPr>
       </w:pPr>
       <w:r>
@@ -5793,7 +6062,7 @@
         <w:pStyle w:val="Compact"/>
         <w:numPr>
           <w:ilvl w:val="0"/>
-          <w:numId w:val="1017"/>
+          <w:numId w:val="1019"/>
         </w:numPr>
       </w:pPr>
       <w:r>
@@ -5811,7 +6080,7 @@
         <w:pStyle w:val="Compact"/>
         <w:numPr>
           <w:ilvl w:val="0"/>
-          <w:numId w:val="1017"/>
+          <w:numId w:val="1019"/>
         </w:numPr>
       </w:pPr>
       <w:r>
@@ -5852,7 +6121,7 @@
         <w:t xml:space="preserve">The same rule applies to every other reference table, such as a table of notation.</w:t>
       </w:r>
     </w:p>
-    <w:bookmarkStart w:id="59" w:name="exm-note-sheet-rows"/>
+    <w:bookmarkStart w:id="60" w:name="exm-note-sheet-rows"/>
     <w:p>
       <w:pPr>
         <w:pStyle w:val="BodyText"/>
@@ -5943,15 +6212,15 @@
         <w:t xml:space="preserve">The ✅ rows let the reader find one formula by one label.</w:t>
       </w:r>
     </w:p>
-    <w:bookmarkEnd w:id="59"/>
     <w:bookmarkEnd w:id="60"/>
-    <w:bookmarkStart w:id="61" w:name="talk-about-the-ideas-not-the-notes"/>
+    <w:bookmarkEnd w:id="61"/>
+    <w:bookmarkStart w:id="62" w:name="talk-about-the-ideas-not-the-notes"/>
     <w:p>
       <w:pPr>
         <w:pStyle w:val="Heading2"/>
       </w:pPr>
       <w:r>
-        <w:t xml:space="preserve">21 Talk about the ideas, not the notes</w:t>
+        <w:t xml:space="preserve">22 Talk about the ideas, not the notes</w:t>
       </w:r>
     </w:p>
     <w:p>
@@ -5979,7 +6248,7 @@
         <w:pStyle w:val="Compact"/>
         <w:numPr>
           <w:ilvl w:val="0"/>
-          <w:numId w:val="1018"/>
+          <w:numId w:val="1020"/>
         </w:numPr>
       </w:pPr>
       <w:r>
@@ -6021,7 +6290,7 @@
         <w:pStyle w:val="Compact"/>
         <w:numPr>
           <w:ilvl w:val="0"/>
-          <w:numId w:val="1018"/>
+          <w:numId w:val="1020"/>
         </w:numPr>
       </w:pPr>
       <w:r>
@@ -6060,7 +6329,7 @@
         <w:pStyle w:val="Compact"/>
         <w:numPr>
           <w:ilvl w:val="0"/>
-          <w:numId w:val="1018"/>
+          <w:numId w:val="1020"/>
         </w:numPr>
       </w:pPr>
       <w:r>
@@ -6117,22 +6386,404 @@
         <w:t xml:space="preserve">and it goes stale when the definition moves.</w:t>
       </w:r>
     </w:p>
-    <w:bookmarkEnd w:id="61"/>
-    <w:bookmarkStart w:id="65" w:name="Xcb579568ef754486ebde8b41ba4528bdf380eec"/>
+    <w:bookmarkEnd w:id="62"/>
+    <w:bookmarkStart w:id="64" w:name="write-grading-rubrics-as-checklists"/>
     <w:p>
       <w:pPr>
         <w:pStyle w:val="Heading2"/>
       </w:pPr>
       <w:r>
-        <w:t xml:space="preserve">22 Credit other courses without summarizing them</w:t>
-      </w:r>
-    </w:p>
-    <w:p>
-      <w:pPr>
-        <w:pStyle w:val="Compact"/>
-        <w:numPr>
-          <w:ilvl w:val="0"/>
-          <w:numId w:val="1019"/>
+        <w:t xml:space="preserve">23 Write grading rubrics as checklists</w:t>
+      </w:r>
+    </w:p>
+    <w:p>
+      <w:pPr>
+        <w:pStyle w:val="FirstParagraph"/>
+      </w:pPr>
+      <w:r>
+        <w:t xml:space="preserve">Structure the rubric for most STEM questions as a checklist</w:t>
+      </w:r>
+      <w:r>
+        <w:t xml:space="preserve"> </w:t>
+      </w:r>
+      <w:r>
+        <w:t xml:space="preserve">(Ezra, 2026-10-26).</w:t>
+      </w:r>
+      <w:r>
+        <w:t xml:space="preserve"> </w:t>
+      </w:r>
+      <w:r>
+        <w:t xml:space="preserve">A grader then marks each item as earned or not,</w:t>
+      </w:r>
+      <w:r>
+        <w:t xml:space="preserve"> </w:t>
+      </w:r>
+      <w:r>
+        <w:t xml:space="preserve">and the points are the sum of the earned items.</w:t>
+      </w:r>
+      <w:r>
+        <w:t xml:space="preserve"> </w:t>
+      </w:r>
+      <w:r>
+        <w:t xml:space="preserve">A rubric written as a paragraph makes the grader reconstruct the items,</w:t>
+      </w:r>
+      <w:r>
+        <w:t xml:space="preserve"> </w:t>
+      </w:r>
+      <w:r>
+        <w:t xml:space="preserve">and two graders reconstruct different items.</w:t>
+      </w:r>
+    </w:p>
+    <w:p>
+      <w:pPr>
+        <w:pStyle w:val="Compact"/>
+        <w:numPr>
+          <w:ilvl w:val="0"/>
+          <w:numId w:val="1021"/>
+        </w:numPr>
+      </w:pPr>
+      <w:r>
+        <w:t xml:space="preserve">Write one checklist item per observable criterion,</w:t>
+      </w:r>
+      <w:r>
+        <w:t xml:space="preserve"> </w:t>
+      </w:r>
+      <w:r>
+        <w:t xml:space="preserve">and put its points first.</w:t>
+      </w:r>
+    </w:p>
+    <w:p>
+      <w:pPr>
+        <w:pStyle w:val="Compact"/>
+        <w:numPr>
+          <w:ilvl w:val="0"/>
+          <w:numId w:val="1021"/>
+        </w:numPr>
+      </w:pPr>
+      <w:r>
+        <w:t xml:space="preserve">Make the points of the items sum to the question’s points,</w:t>
+      </w:r>
+      <w:r>
+        <w:t xml:space="preserve"> </w:t>
+      </w:r>
+      <w:r>
+        <w:t xml:space="preserve">and state that total in the line that introduces the checklist.</w:t>
+      </w:r>
+    </w:p>
+    <w:p>
+      <w:pPr>
+        <w:pStyle w:val="Compact"/>
+        <w:numPr>
+          <w:ilvl w:val="0"/>
+          <w:numId w:val="1021"/>
+        </w:numPr>
+      </w:pPr>
+      <w:r>
+        <w:t xml:space="preserve">Write each item so that it is either met or not met.</w:t>
+      </w:r>
+      <w:r>
+        <w:t xml:space="preserve"> </w:t>
+      </w:r>
+      <w:r>
+        <w:t xml:space="preserve">Name the answer or the evidence that meets the criterion, as in</w:t>
+      </w:r>
+      <w:r>
+        <w:t xml:space="preserve"> </w:t>
+      </w:r>
+      <w:r>
+        <w:t xml:space="preserve">“cites the gap between training and CV MSE”</w:t>
+      </w:r>
+      <w:r>
+        <w:t xml:space="preserve">.</w:t>
+      </w:r>
+    </w:p>
+    <w:p>
+      <w:pPr>
+        <w:pStyle w:val="Compact"/>
+        <w:numPr>
+          <w:ilvl w:val="0"/>
+          <w:numId w:val="1021"/>
+        </w:numPr>
+      </w:pPr>
+      <w:r>
+        <w:t xml:space="preserve">List an acceptable alternative answer as a sub-bullet without points</w:t>
+      </w:r>
+      <w:r>
+        <w:t xml:space="preserve"> </w:t>
+      </w:r>
+      <w:r>
+        <w:t xml:space="preserve">under the item it also satisfies,</w:t>
+      </w:r>
+      <w:r>
+        <w:t xml:space="preserve"> </w:t>
+      </w:r>
+      <w:r>
+        <w:t xml:space="preserve">so the items still sum to the question’s points.</w:t>
+      </w:r>
+      <w:r>
+        <w:t xml:space="preserve"> </w:t>
+      </w:r>
+      <w:r>
+        <w:t xml:space="preserve">Do not put the alternative in a separate paragraph.</w:t>
+      </w:r>
+    </w:p>
+    <w:p>
+      <w:pPr>
+        <w:pStyle w:val="Compact"/>
+        <w:numPr>
+          <w:ilvl w:val="0"/>
+          <w:numId w:val="1021"/>
+        </w:numPr>
+      </w:pPr>
+      <w:r>
+        <w:t xml:space="preserve">Keep the rubric in the solution, after the answer,</w:t>
+      </w:r>
+      <w:r>
+        <w:t xml:space="preserve"> </w:t>
+      </w:r>
+      <w:r>
+        <w:t xml:space="preserve">so a course that withholds solutions from students withholds the rubric too.</w:t>
+      </w:r>
+    </w:p>
+    <w:p>
+      <w:pPr>
+        <w:pStyle w:val="Compact"/>
+        <w:numPr>
+          <w:ilvl w:val="0"/>
+          <w:numId w:val="1021"/>
+        </w:numPr>
+      </w:pPr>
+      <w:r>
+        <w:t xml:space="preserve">Use another structure when a question has no separable criteria,</w:t>
+      </w:r>
+      <w:r>
+        <w:t xml:space="preserve"> </w:t>
+      </w:r>
+      <w:r>
+        <w:t xml:space="preserve">such as a single holistic judgment of a proof’s rigor.</w:t>
+      </w:r>
+    </w:p>
+    <w:bookmarkStart w:id="63" w:name="exm-rubric-checklist"/>
+    <w:p>
+      <w:pPr>
+        <w:pStyle w:val="FirstParagraph"/>
+      </w:pPr>
+      <w:r>
+        <w:rPr>
+          <w:b/>
+          <w:bCs/>
+        </w:rPr>
+        <w:t xml:space="preserve">Example 6 (A rubric as a checklist)</w:t>
+      </w:r>
+      <w:r>
+        <w:t xml:space="preserve"> </w:t>
+      </w:r>
+      <w:r>
+        <w:t xml:space="preserve"> </w:t>
+      </w:r>
+    </w:p>
+    <w:p>
+      <w:pPr>
+        <w:pStyle w:val="BlockText"/>
+      </w:pPr>
+      <w:r>
+        <w:t xml:space="preserve">❌ Grading (6 points): two for</w:t>
+      </w:r>
+      <w:r>
+        <w:t xml:space="preserve"> </w:t>
+      </w:r>
+      <m:oMath>
+        <m:acc>
+          <m:accPr>
+            <m:chr m:val="⃗"/>
+          </m:accPr>
+          <m:e>
+            <m:r>
+              <m:t>r</m:t>
+            </m:r>
+          </m:e>
+        </m:acc>
+      </m:oMath>
+      <w:r>
+        <w:t xml:space="preserve">, one for</w:t>
+      </w:r>
+      <w:r>
+        <w:t xml:space="preserve"> </w:t>
+      </w:r>
+      <w:r>
+        <w:t xml:space="preserve">$\dprod{\vx}{\vec r} = 0$</w:t>
+      </w:r>
+      <w:r>
+        <w:t xml:space="preserve">,</w:t>
+      </w:r>
+      <w:r>
+        <w:t xml:space="preserve"> </w:t>
+      </w:r>
+      <w:r>
+        <w:t xml:space="preserve">three for</w:t>
+      </w:r>
+      <w:r>
+        <w:t xml:space="preserve"> </w:t>
+      </w:r>
+      <w:r>
+        <w:t xml:space="preserve">“orthogonal”</w:t>
+      </w:r>
+      <w:r>
+        <w:t xml:space="preserve"> </w:t>
+      </w:r>
+      <w:r>
+        <w:t xml:space="preserve">with its link to the normal equation.</w:t>
+      </w:r>
+    </w:p>
+    <w:p>
+      <w:pPr>
+        <w:pStyle w:val="BlockText"/>
+      </w:pPr>
+      <w:r>
+        <w:t xml:space="preserve">✅</w:t>
+      </w:r>
+    </w:p>
+    <w:p>
+      <w:pPr>
+        <w:pStyle w:val="SourceCode"/>
+      </w:pPr>
+      <w:r>
+        <w:rPr>
+          <w:rStyle w:val="NormalTok"/>
+        </w:rPr>
+        <w:t xml:space="preserve">Grading (6 points):</w:t>
+      </w:r>
+      <w:r>
+        <w:br/>
+      </w:r>
+      <w:r>
+        <w:br/>
+      </w:r>
+      <w:r>
+        <w:rPr>
+          <w:rStyle w:val="SpecialStringTok"/>
+        </w:rPr>
+        <w:t xml:space="preserve">- </w:t>
+      </w:r>
+      <w:r>
+        <w:rPr>
+          <w:rStyle w:val="VariableTok"/>
+        </w:rPr>
+        <w:t xml:space="preserve">[ ]</w:t>
+      </w:r>
+      <w:r>
+        <w:rPr>
+          <w:rStyle w:val="NormalTok"/>
+        </w:rPr>
+        <w:t xml:space="preserve"> 2 points: gives $\vresid = \tp{</w:t>
+      </w:r>
+      <w:r>
+        <w:rPr>
+          <w:rStyle w:val="CommentTok"/>
+        </w:rPr>
+        <w:t xml:space="preserve">[</w:t>
+      </w:r>
+      <w:r>
+        <w:rPr>
+          <w:rStyle w:val="OtherTok"/>
+        </w:rPr>
+        <w:t xml:space="preserve">-1, -1, 1</w:t>
+      </w:r>
+      <w:r>
+        <w:rPr>
+          <w:rStyle w:val="CommentTok"/>
+        </w:rPr>
+        <w:t xml:space="preserve">]</w:t>
+      </w:r>
+      <w:r>
+        <w:rPr>
+          <w:rStyle w:val="NormalTok"/>
+        </w:rPr>
+        <w:t xml:space="preserve">}$.</w:t>
+      </w:r>
+      <w:r>
+        <w:br/>
+      </w:r>
+      <w:r>
+        <w:rPr>
+          <w:rStyle w:val="SpecialStringTok"/>
+        </w:rPr>
+        <w:t xml:space="preserve">- </w:t>
+      </w:r>
+      <w:r>
+        <w:rPr>
+          <w:rStyle w:val="VariableTok"/>
+        </w:rPr>
+        <w:t xml:space="preserve">[ ]</w:t>
+      </w:r>
+      <w:r>
+        <w:rPr>
+          <w:rStyle w:val="NormalTok"/>
+        </w:rPr>
+        <w:t xml:space="preserve"> 1 point: computes $\dprod{\vx}{\vresid} = 0$.</w:t>
+      </w:r>
+      <w:r>
+        <w:br/>
+      </w:r>
+      <w:r>
+        <w:rPr>
+          <w:rStyle w:val="SpecialStringTok"/>
+        </w:rPr>
+        <w:t xml:space="preserve">- </w:t>
+      </w:r>
+      <w:r>
+        <w:rPr>
+          <w:rStyle w:val="VariableTok"/>
+        </w:rPr>
+        <w:t xml:space="preserve">[ ]</w:t>
+      </w:r>
+      <w:r>
+        <w:rPr>
+          <w:rStyle w:val="NormalTok"/>
+        </w:rPr>
+        <w:t xml:space="preserve"> 3 points: says $\vresid$ is orthogonal to $\vx$</w:t>
+      </w:r>
+      <w:r>
+        <w:br/>
+      </w:r>
+      <w:r>
+        <w:rPr>
+          <w:rStyle w:val="NormalTok"/>
+        </w:rPr>
+        <w:t xml:space="preserve">  and links this orthogonality to the normal equation.</w:t>
+      </w:r>
+    </w:p>
+    <w:p>
+      <w:pPr>
+        <w:pStyle w:val="FirstParagraph"/>
+      </w:pPr>
+      <w:r>
+        <w:t xml:space="preserve">The checklist shows the grader each item to mark</w:t>
+      </w:r>
+      <w:r>
+        <w:t xml:space="preserve"> </w:t>
+      </w:r>
+      <w:r>
+        <w:t xml:space="preserve">and lets a script check that the points sum to the total.</w:t>
+      </w:r>
+    </w:p>
+    <w:bookmarkEnd w:id="63"/>
+    <w:bookmarkEnd w:id="64"/>
+    <w:bookmarkStart w:id="68" w:name="Xcb579568ef754486ebde8b41ba4528bdf380eec"/>
+    <w:p>
+      <w:pPr>
+        <w:pStyle w:val="Heading2"/>
+      </w:pPr>
+      <w:r>
+        <w:t xml:space="preserve">24 Credit other courses without summarizing them</w:t>
+      </w:r>
+    </w:p>
+    <w:p>
+      <w:pPr>
+        <w:pStyle w:val="Compact"/>
+        <w:numPr>
+          <w:ilvl w:val="0"/>
+          <w:numId w:val="1022"/>
         </w:numPr>
       </w:pPr>
       <w:r>
@@ -6177,7 +6828,7 @@
       <w:r>
         <w:t xml:space="preserve"> </w:t>
       </w:r>
-      <w:hyperlink r:id="rId62">
+      <w:hyperlink r:id="rId65">
         <w:r>
           <w:rPr>
             <w:rStyle w:val="Hyperlink"/>
@@ -6218,7 +6869,7 @@
         <w:pStyle w:val="Compact"/>
         <w:numPr>
           <w:ilvl w:val="0"/>
-          <w:numId w:val="1019"/>
+          <w:numId w:val="1022"/>
         </w:numPr>
       </w:pPr>
       <w:r>
@@ -6233,7 +6884,7 @@
       <w:r>
         <w:t xml:space="preserve"> </w:t>
       </w:r>
-      <w:hyperlink r:id="rId63">
+      <w:hyperlink r:id="rId66">
         <w:r>
           <w:rPr>
             <w:rStyle w:val="Hyperlink"/>
@@ -6253,7 +6904,7 @@
         <w:pStyle w:val="Compact"/>
         <w:numPr>
           <w:ilvl w:val="0"/>
-          <w:numId w:val="1019"/>
+          <w:numId w:val="1022"/>
         </w:numPr>
       </w:pPr>
       <w:r>
@@ -6262,7 +6913,7 @@
       <w:r>
         <w:t xml:space="preserve"> </w:t>
       </w:r>
-      <w:hyperlink r:id="rId64">
+      <w:hyperlink r:id="rId67">
         <w:r>
           <w:rPr>
             <w:rStyle w:val="Hyperlink"/>
@@ -6282,7 +6933,7 @@
         <w:pStyle w:val="Compact"/>
         <w:numPr>
           <w:ilvl w:val="0"/>
-          <w:numId w:val="1019"/>
+          <w:numId w:val="1022"/>
         </w:numPr>
       </w:pPr>
       <w:r>
@@ -6295,14 +6946,14 @@
         <w:t xml:space="preserve">because a bare citation key renders as the author list.</w:t>
       </w:r>
     </w:p>
-    <w:bookmarkEnd w:id="65"/>
-    <w:bookmarkStart w:id="74" w:name="rules-that-apply-to-all-writing"/>
+    <w:bookmarkEnd w:id="68"/>
+    <w:bookmarkStart w:id="77" w:name="rules-that-apply-to-all-writing"/>
     <w:p>
       <w:pPr>
         <w:pStyle w:val="Heading2"/>
       </w:pPr>
       <w:r>
-        <w:t xml:space="preserve">23 Rules that apply to all writing</w:t>
+        <w:t xml:space="preserve">25 Rules that apply to all writing</w:t>
       </w:r>
     </w:p>
     <w:p>
@@ -6318,10 +6969,10 @@
         <w:pStyle w:val="Compact"/>
         <w:numPr>
           <w:ilvl w:val="0"/>
-          <w:numId w:val="1020"/>
-        </w:numPr>
-      </w:pPr>
-      <w:hyperlink r:id="rId66">
+          <w:numId w:val="1023"/>
+        </w:numPr>
+      </w:pPr>
+      <w:hyperlink r:id="rId69">
         <w:r>
           <w:rPr>
             <w:rStyle w:val="Hyperlink"/>
@@ -6338,10 +6989,10 @@
         <w:pStyle w:val="Compact"/>
         <w:numPr>
           <w:ilvl w:val="0"/>
-          <w:numId w:val="1020"/>
-        </w:numPr>
-      </w:pPr>
-      <w:hyperlink r:id="rId67">
+          <w:numId w:val="1023"/>
+        </w:numPr>
+      </w:pPr>
+      <w:hyperlink r:id="rId70">
         <w:r>
           <w:rPr>
             <w:rStyle w:val="Hyperlink"/>
@@ -6361,10 +7012,10 @@
         <w:pStyle w:val="Compact"/>
         <w:numPr>
           <w:ilvl w:val="0"/>
-          <w:numId w:val="1020"/>
-        </w:numPr>
-      </w:pPr>
-      <w:hyperlink r:id="rId68">
+          <w:numId w:val="1023"/>
+        </w:numPr>
+      </w:pPr>
+      <w:hyperlink r:id="rId71">
         <w:r>
           <w:rPr>
             <w:rStyle w:val="Hyperlink"/>
@@ -6381,10 +7032,10 @@
         <w:pStyle w:val="Compact"/>
         <w:numPr>
           <w:ilvl w:val="0"/>
-          <w:numId w:val="1020"/>
-        </w:numPr>
-      </w:pPr>
-      <w:hyperlink r:id="rId69">
+          <w:numId w:val="1023"/>
+        </w:numPr>
+      </w:pPr>
+      <w:hyperlink r:id="rId72">
         <w:r>
           <w:rPr>
             <w:rStyle w:val="Hyperlink"/>
@@ -6404,10 +7055,10 @@
         <w:pStyle w:val="Compact"/>
         <w:numPr>
           <w:ilvl w:val="0"/>
-          <w:numId w:val="1020"/>
-        </w:numPr>
-      </w:pPr>
-      <w:hyperlink r:id="rId70">
+          <w:numId w:val="1023"/>
+        </w:numPr>
+      </w:pPr>
+      <w:hyperlink r:id="rId73">
         <w:r>
           <w:rPr>
             <w:rStyle w:val="Hyperlink"/>
@@ -6419,8 +7070,8 @@
         <w:t xml:space="preserve">.</w:t>
       </w:r>
     </w:p>
-    <w:bookmarkStart w:id="73" w:name="refs"/>
-    <w:bookmarkStart w:id="72" w:name="ref-freeman2014active"/>
+    <w:bookmarkStart w:id="76" w:name="refs"/>
+    <w:bookmarkStart w:id="75" w:name="ref-freeman2014active"/>
     <w:p>
       <w:pPr>
         <w:pStyle w:val="Bibliography"/>
@@ -6453,7 +7104,7 @@
       <w:r>
         <w:t xml:space="preserve"> </w:t>
       </w:r>
-      <w:hyperlink r:id="rId71">
+      <w:hyperlink r:id="rId74">
         <w:r>
           <w:rPr>
             <w:rStyle w:val="Hyperlink"/>
@@ -6465,9 +7116,9 @@
         <w:t xml:space="preserve">.</w:t>
       </w:r>
     </w:p>
-    <w:bookmarkEnd w:id="72"/>
-    <w:bookmarkEnd w:id="73"/>
-    <w:bookmarkEnd w:id="74"/>
+    <w:bookmarkEnd w:id="75"/>
+    <w:bookmarkEnd w:id="76"/>
+    <w:bookmarkEnd w:id="77"/>
     <w:sectPr>
       <w:footnotePr>
         <w:numRestart w:val="eachSect"/>
@@ -6742,6 +7393,15 @@
     <w:abstractNumId w:val="991"/>
   </w:num>
   <w:num w:numId="1020">
+    <w:abstractNumId w:val="991"/>
+  </w:num>
+  <w:num w:numId="1021">
+    <w:abstractNumId w:val="991"/>
+  </w:num>
+  <w:num w:numId="1022">
+    <w:abstractNumId w:val="991"/>
+  </w:num>
+  <w:num w:numId="1023">
     <w:abstractNumId w:val="991"/>
   </w:num>
 </w:numbering>

--- a/pr-preview/pr-375/chapters/teaching-tracked-changes.docx
+++ b/pr-preview/pr-375/chapters/teaching-tracked-changes.docx
@@ -16,7 +16,7 @@
       </w:pPr>
       <w:del w:id="1" w:author="PR Preview" w:date="2026-01-01T00:00:00Z">
         <w:r>
-          <w:delText xml:space="preserve">Last modified: 2026-10-27 13:10:13 (PDT)</w:delText>
+          <w:delText xml:space="preserve">Last modified: 2026-10-27 20:19:40 (PDT)</w:delText>
         </w:r>
       </w:del>
     </w:p>
@@ -26,7 +26,7 @@
       </w:pPr>
       <w:ins w:id="2" w:author="PR Preview" w:date="2026-01-01T00:00:00Z">
         <w:r>
-          <w:t xml:space="preserve">Last modified: 2026-10-27 20:05:13 (PDT)</w:t>
+          <w:t xml:space="preserve">Last modified: 2026-10-27 20:28:16 (PDT)</w:t>
         </w:r>
       </w:ins>
     </w:p>
@@ -412,6 +412,90 @@
       </w:r>
       <w:r>
         <w:t xml:space="preserve">Later exercises can use earlier results through cross-references.</w:t>
+      </w:r>
+    </w:p>
+    <w:p>
+      <w:pPr>
+        <w:pStyle w:val="Compact"/>
+        <w:numPr>
+          <w:ilvl w:val="0"/>
+          <w:numId w:val="1001"/>
+        </w:numPr>
+      </w:pPr>
+      <w:r>
+        <w:t xml:space="preserve">Make each exercise ask for one thing (Ezra, 2026-10-27).</w:t>
+      </w:r>
+      <w:r>
+        <w:t xml:space="preserve"> </w:t>
+      </w:r>
+      <w:r>
+        <w:t xml:space="preserve">A prompt that says</w:t>
+      </w:r>
+      <w:r>
+        <w:t xml:space="preserve"> </w:t>
+      </w:r>
+      <w:r>
+        <w:t xml:space="preserve">“compute the slope, and compare it with the fitted value”</w:t>
+      </w:r>
+      <w:r>
+        <w:t xml:space="preserve"> </w:t>
+      </w:r>
+      <w:r>
+        <w:t xml:space="preserve">asks for two things, so split it into two exercises,</w:t>
+      </w:r>
+      <w:r>
+        <w:t xml:space="preserve"> </w:t>
+      </w:r>
+      <w:r>
+        <w:t xml:space="preserve">each with its own solution.</w:t>
+      </w:r>
+      <w:r>
+        <w:t xml:space="preserve"> </w:t>
+      </w:r>
+      <w:r>
+        <w:t xml:space="preserve">Split a list item or step inside an exercise the same way,</w:t>
+      </w:r>
+      <w:r>
+        <w:t xml:space="preserve"> </w:t>
+      </w:r>
+      <w:r>
+        <w:t xml:space="preserve">into separate exercises.</w:t>
+      </w:r>
+      <w:r>
+        <w:t xml:space="preserve"> </w:t>
+      </w:r>
+      <w:r>
+        <w:t xml:space="preserve">Phrases such as</w:t>
+      </w:r>
+      <w:r>
+        <w:t xml:space="preserve"> </w:t>
+      </w:r>
+      <w:r>
+        <w:t xml:space="preserve">“and then”</w:t>
+      </w:r>
+      <w:r>
+        <w:t xml:space="preserve">,</w:t>
+      </w:r>
+      <w:r>
+        <w:t xml:space="preserve"> </w:t>
+      </w:r>
+      <w:r>
+        <w:t xml:space="preserve">“and also”</w:t>
+      </w:r>
+      <w:r>
+        <w:t xml:space="preserve">, and</w:t>
+      </w:r>
+      <w:r>
+        <w:t xml:space="preserve"> </w:t>
+      </w:r>
+      <w:r>
+        <w:t xml:space="preserve">“and compare”</w:t>
+      </w:r>
+      <w:r>
+        <w:t xml:space="preserve"> </w:t>
+      </w:r>
+      <w:r>
+        <w:t xml:space="preserve">mark a second ask.</w:t>
       </w:r>
     </w:p>
     <w:p>
